--- a/Files/07 - Misc/Bris/Bris.docx
+++ b/Files/07 - Misc/Bris/Bris.docx
@@ -304,7 +304,7 @@
           <w:rFonts w:ascii="Times New Roman" w:hAnsi="Times New Roman" w:cs="Times New Roman" w:hint="cs"/>
           <w:rtl/>
         </w:rPr>
-        <w:t>טמא</w:t>
+        <w:t xml:space="preserve">טמא </w:t>
       </w:r>
       <w:r>
         <w:rPr>
